--- a/software/麻生销售数据大屏智能化系统/软著生成材料/麻生销售数据大屏智能化系统-功能特点.docx
+++ b/software/麻生销售数据大屏智能化系统/软著生成材料/麻生销售数据大屏智能化系统-功能特点.docx
@@ -503,12 +503,7 @@
         <w:spacing w:after="120"/>
       </w:pPr>
       <w:r>
-        <w:rPr>
-          <w:rFonts w:ascii="宋体" w:eastAsia="宋体" w:hAnsi="宋体"/>
-          <w:sz w:val="24"/>
-          <w:szCs w:val="24"/>
-        </w:rPr>
-        <w:t>约 3000 行。</w:t>
+        <w:t>约 4 万行。</w:t>
       </w:r>
     </w:p>
     <w:p>
@@ -590,78 +585,38 @@
         <w:spacing w:after="120"/>
       </w:pPr>
       <w:r>
-        <w:rPr>
-          <w:rFonts w:ascii="宋体" w:eastAsia="宋体" w:hAnsi="宋体"/>
-          <w:sz w:val="24"/>
-          <w:szCs w:val="24"/>
-        </w:rPr>
-        <w:t>本软件为麻生销售数据大屏智能化系统，面向企业销售经营管理和跨境电商业务分析场景，围绕销售订单、支付订单、退款、净销售额、人民币金额、事业部、项目、店铺和销售目标等数据建立统一的大屏应用。</w:t>
-      </w:r>
-    </w:p>
-    <w:p>
-      <w:pPr>
-        <w:spacing w:after="120"/>
-      </w:pPr>
-      <w:r>
-        <w:rPr>
-          <w:rFonts w:ascii="宋体" w:eastAsia="宋体" w:hAnsi="宋体"/>
-          <w:sz w:val="24"/>
-          <w:szCs w:val="24"/>
-        </w:rPr>
-        <w:t>系统通过 Doris 数据仓库承接 MySQL 业务源数据，并由 DolphinScheduler 调度销售主题 SQL，形成日粒度、月粒度、事业部粒度和目标完成粒度的 ADS 查询表。</w:t>
-      </w:r>
-    </w:p>
-    <w:p>
-      <w:pPr>
-        <w:spacing w:after="120"/>
-      </w:pPr>
-      <w:r>
-        <w:rPr>
-          <w:rFonts w:ascii="宋体" w:eastAsia="宋体" w:hAnsi="宋体"/>
-          <w:sz w:val="24"/>
-          <w:szCs w:val="24"/>
-        </w:rPr>
-        <w:t>后端 Java 服务提供核心指标、事业部总揽、月度趋势、日度趋势、年度对比、事业部对比、目标列表、月度目标汇总、汇率换算和大屏整合数据等接口，支持按日期、月份、年份、事业部和币种等条件查询。</w:t>
-      </w:r>
-    </w:p>
-    <w:p>
-      <w:pPr>
-        <w:spacing w:after="120"/>
-      </w:pPr>
-      <w:r>
-        <w:rPr>
-          <w:rFonts w:ascii="宋体" w:eastAsia="宋体" w:hAnsi="宋体"/>
-          <w:sz w:val="24"/>
-          <w:szCs w:val="24"/>
-        </w:rPr>
-        <w:t>前端采用 Vue 与 ECharts 构建可视化大屏，展示 KPI 卡片、趋势图、对比柱状图、事业部列表、目标完成表和经营概览，支持全屏查看、主题适配、报表截图导出和接口异常提示。</w:t>
-      </w:r>
-    </w:p>
-    <w:p>
-      <w:pPr>
-        <w:spacing w:after="120"/>
-      </w:pPr>
-      <w:r>
-        <w:rPr>
-          <w:rFonts w:ascii="宋体" w:eastAsia="宋体" w:hAnsi="宋体"/>
-          <w:sz w:val="24"/>
-          <w:szCs w:val="24"/>
-        </w:rPr>
-        <w:t>系统还集成 AI 流式解读能力，可围绕核心指标、趋势变化、年度对比和事业部排名生成经营分析说明，帮助业务人员快速识别增长亮点、异常波动和重点关注对象。</w:t>
-      </w:r>
-    </w:p>
-    <w:p>
-      <w:pPr>
-        <w:spacing w:after="120"/>
-      </w:pPr>
-      <w:r>
-        <w:rPr>
-          <w:rFonts w:ascii="宋体" w:eastAsia="宋体" w:hAnsi="宋体"/>
-          <w:sz w:val="24"/>
-          <w:szCs w:val="24"/>
-        </w:rPr>
-        <w:t>整体流程覆盖数据加工、接口查询、图表渲染、智能分析与结果导出，减少人工汇总销售报表的工作量，提高经营复盘和管理决策效率。</w:t>
-      </w:r>
+        <w:t>本软件面向企业销售经营管理和跨境电商业务分析场景，围绕订单、支付、退款、净销售额、人民币金额、销售目标、事业部、项目、店铺等核心数据建立统一的大屏分析能力。系统从 MySQL 等业务系统接入销售明细、历史项目销售、目标计划、汇率和组织维度等数据，经 Doris 数仓按 ODS、DWD、DWS、ADS 分层加工，形成日粒度、月粒度、事业部粒度、项目粒度和目标达成粒度的数据结果，并通过 DolphinScheduler 定时调度保障数据更新。后端采用 Java 服务封装经营看板接口，提供总览指标、日度趋势、月度趋势、年度对比、事业部对比、目标完成、汇率换算、数据同步、数据导入、导入记录和报表整合查询等能力，支持按日期、月份、年份、币种、事业部、项目等条件筛选。前端基于 Vue 构建销售大屏，集中展示 KPI 卡片、趋势折线图、对比柱状图、事业部排名、目标进度表、经营摘要和明细表格，并支持全屏展示、主题适配、数据刷新、异常提示、截图导出和报表生成。系统对销售目标、实际销售、累计完成率、月度预估、年度预估等指标进行统一计算，帮助业务人员快速查看目标差额、完成进度和经营走势；同时支持销售数据导入、汇率维护、调度任务触发和报表数据同步，便于运营人员完成日常数据维护。智能分析模块可结合当前指标、历史趋势和部门对比生成经营解读，提示销售增长、目标缺口、异常波动和重点关注对象，为复盘会议和经营日报提供文字说明。通过数据采集、清洗汇总、接口服务、可视化展示、智能解读和结果导出的闭环流程，软件能够减少人工汇总报表工作量，提高销售复盘、经营监控和管理决策效率。</w:t>
+      </w:r>
+    </w:p>
+    <w:p>
+      <w:pPr>
+        <w:spacing w:after="120"/>
+      </w:pPr>
+      <w:r/>
+    </w:p>
+    <w:p>
+      <w:pPr>
+        <w:spacing w:after="120"/>
+      </w:pPr>
+      <w:r/>
+    </w:p>
+    <w:p>
+      <w:pPr>
+        <w:spacing w:after="120"/>
+      </w:pPr>
+      <w:r/>
+    </w:p>
+    <w:p>
+      <w:pPr>
+        <w:spacing w:after="120"/>
+      </w:pPr>
+      <w:r/>
+    </w:p>
+    <w:p>
+      <w:pPr>
+        <w:spacing w:after="120"/>
+      </w:pPr>
+      <w:r/>
     </w:p>
     <w:p>
       <w:pPr>
@@ -684,12 +639,7 @@
         <w:spacing w:after="120"/>
       </w:pPr>
       <w:r>
-        <w:rPr>
-          <w:rFonts w:ascii="宋体" w:eastAsia="宋体" w:hAnsi="宋体"/>
-          <w:sz w:val="24"/>
-          <w:szCs w:val="24"/>
-        </w:rPr>
-        <w:t>采用 Java Spring Boot、Vue、ECharts 与 Doris 数仓架构，结合 DolphinScheduler 调度和 SSE 流式 AI 分析。</w:t>
+        <w:t>采用Java Spring Boot、Vue、ECharts与Doris数仓分层架构，结合DolphinScheduler调度、MySQL接入和SSE流式分析，实现销售指标加工、接口服务与大屏展示。</w:t>
       </w:r>
     </w:p>
     <w:sectPr>
